--- a/docs/spec/Nidan_Security_Spec.docx
+++ b/docs/spec/Nidan_Security_Spec.docx
@@ -17,7 +17,7 @@
           <w:i/>
           <w:sz w:val="17"/>
         </w:rPr>
-        <w:t>Nidan · generated from docs/spec/SECURITY_SPEC.md on 2026-09-14</w:t>
+        <w:t>Nidan · generated from docs/spec/SECURITY_SPEC.md on 2026-09-21</w:t>
       </w:r>
     </w:p>
     <w:p>

--- a/docs/spec/Nidan_Security_Spec.docx
+++ b/docs/spec/Nidan_Security_Spec.docx
@@ -17,7 +17,7 @@
           <w:i/>
           <w:sz w:val="17"/>
         </w:rPr>
-        <w:t>Nidan · generated from docs/spec/SECURITY_SPEC.md on 2026-09-21</w:t>
+        <w:t>Nidan · generated from docs/spec/SECURITY_SPEC.md on 2026-10-28</w:t>
       </w:r>
     </w:p>
     <w:p>
@@ -6601,13 +6601,7 @@
           </w:tcPr>
           <w:p>
             <w:r>
-              <w:t xml:space="preserve">Data residency / Supabase region ⟨DECIDE⟩ — </w:t>
-            </w:r>
-            <w:r>
-              <w:rPr>
-                <w:b/>
-              </w:rPr>
-              <w:t>now harder: D-7 chose a global launch, so UK/EU users bring GDPR transfer obligations wherever the single database sits</w:t>
+              <w:t>~~Data residency / Supabase region ⟨DECIDE⟩~~</w:t>
             </w:r>
           </w:p>
         </w:tc>
@@ -6627,7 +6621,26 @@
           </w:tcPr>
           <w:p>
             <w:r>
-              <w:t>Launch</w:t>
+              <w:t xml:space="preserve">✅ </w:t>
+            </w:r>
+            <w:r>
+              <w:rPr>
+                <w:b/>
+              </w:rPr>
+              <w:t>Closed 28 Oct 2026 by `ADR-0017`.</w:t>
+            </w:r>
+            <w:r>
+              <w:t xml:space="preserve"> Central EU (Frankfurt), </w:t>
+            </w:r>
+            <w:r>
+              <w:rPr>
+                <w:rFonts w:ascii="Consolas" w:hAnsi="Consolas"/>
+                <w:sz w:val="19"/>
+              </w:rPr>
+              <w:t>eu-central-1</w:t>
+            </w:r>
+            <w:r>
+              <w:t>. Keeping the data in the EEA removes the Chapter V transfer obligation for EU users rather than satisfying it; the obligation is one-directional, so no non-EU user is constrained by the choice. Cost is 120–150 ms latency from India</w:t>
             </w:r>
           </w:p>
         </w:tc>
